--- a/4. RESULTADOS/Reconciliacion/T01_especificaciones_originales.docx
+++ b/4. RESULTADOS/Reconciliacion/T01_especificaciones_originales.docx
@@ -25,7 +25,7 @@
         <w:ind w:left="60" w:right="60" w:firstLine="0" w:firstLineChars="0"/>
       </w:pPr>
       <w:r>
-        <w:t xml:space="preserve">Tabla 1. Las dos especificaciones tal como están en el póster y en el script 03</w:t>
+        <w:t xml:space="preserve">Tabla 1. Las dos especificaciones tal como están en el póster y en 03_primer_eslabon_medidas.R</w:t>
       </w:r>
     </w:p>
     <w:tbl xmlns:a="http://schemas.openxmlformats.org/drawingml/2006/main" xmlns:pic="http://schemas.openxmlformats.org/drawingml/2006/picture">
@@ -600,7 +600,7 @@
                 <w:szCs w:val="22"/>
                 <w:color w:val="000000"/>
               </w:rPr>
-              <w:t xml:space="preserve">-0.0102</w:t>
+              <w:t xml:space="preserve">-0.0089</w:t>
             </w:r>
           </w:p>
         </w:tc>
@@ -710,7 +710,7 @@
                 <w:szCs w:val="22"/>
                 <w:color w:val="000000"/>
               </w:rPr>
-              <w:t xml:space="preserve">0.0106</w:t>
+              <w:t xml:space="preserve">0.0269</w:t>
             </w:r>
           </w:p>
         </w:tc>
@@ -765,7 +765,7 @@
                 <w:szCs w:val="22"/>
                 <w:color w:val="000000"/>
               </w:rPr>
-              <w:t xml:space="preserve">-1.0228</w:t>
+              <w:t xml:space="preserve">-0.8921</w:t>
             </w:r>
           </w:p>
         </w:tc>
@@ -820,7 +820,7 @@
                 <w:szCs w:val="22"/>
                 <w:color w:val="000000"/>
               </w:rPr>
-              <w:t xml:space="preserve">44,611</w:t>
+              <w:t xml:space="preserve">44,614</w:t>
             </w:r>
           </w:p>
         </w:tc>
@@ -1045,7 +1045,7 @@
                 <w:szCs w:val="22"/>
                 <w:color w:val="000000"/>
               </w:rPr>
-              <w:t xml:space="preserve">0.0212</w:t>
+              <w:t xml:space="preserve">0.0298</w:t>
             </w:r>
           </w:p>
         </w:tc>
@@ -1100,7 +1100,7 @@
                 <w:szCs w:val="22"/>
                 <w:color w:val="000000"/>
               </w:rPr>
-              <w:t xml:space="preserve">0.0052</w:t>
+              <w:t xml:space="preserve">0.0051</w:t>
             </w:r>
           </w:p>
         </w:tc>
@@ -1210,7 +1210,7 @@
                 <w:szCs w:val="22"/>
                 <w:color w:val="000000"/>
               </w:rPr>
-              <w:t xml:space="preserve">2.1225</w:t>
+              <w:t xml:space="preserve">2.9791</w:t>
             </w:r>
           </w:p>
         </w:tc>
@@ -1265,7 +1265,7 @@
                 <w:szCs w:val="22"/>
                 <w:color w:val="000000"/>
               </w:rPr>
-              <w:t xml:space="preserve">4,481</w:t>
+              <w:t xml:space="preserve">4,863</w:t>
             </w:r>
           </w:p>
         </w:tc>
@@ -1320,7 +1320,7 @@
                 <w:szCs w:val="22"/>
                 <w:color w:val="000000"/>
               </w:rPr>
-              <w:t xml:space="preserve">4,481</w:t>
+              <w:t xml:space="preserve">4,863</w:t>
             </w:r>
           </w:p>
         </w:tc>
